--- a/보관본/러시아 인권변호사/Word/7부/7부_2화_복합위기의_발생.docx
+++ b/보관본/러시아 인권변호사/Word/7부/7부_2화_복합위기의_발생.docx
@@ -36,7 +36,7 @@
           <w:i w:val="0"/>
           <w:sz w:val="22"/>
         </w:rPr>
-        <w:t>알렉세이 “료샤” 오를로프(대통령) / 이리나 올레고브나 마르첸코(대통령 최측근 참모) / 카탸 리시나(일정·전략 총괄) / 아나톨리 빅토로비치 그레벤시코프(정치 전략가) / 파벨 드미트리예비치 구르킨(국가보안기관장) / 옐레나 톰스카야(경제 담당 보좌관) / 보리스 이고레비치 라디셰프(국방장관, 5부에서 사임한 말리셰프의 후임, 신규) / 마리나 빅토로브나 젤레즈냐크(지역정책 담당) / 키릴 안드레예비치(국가재정투명성청장) / 아나스타시야(나스탸) 드미트리예브나(국가재정투명성청 공동 책임자) / 베니아민 올레고비치(포렌식 회계사)</w:t>
+        <w:t>알렉세이 “료샤” 오를로프(대통령) / 이리나 올레고브나 마르첸코(대통령 최측근 참모) / 카탸 리시나(일정·전략 총괄) / 아나톨리 빅토로비치 그레벤시코프(정치 전략가) / 로디온 드미트리예비치 구르킨(국가보안기관장) / 옐레나 톰스카야(경제 담당 보좌관) / 보리스 이고레비치 라디셰프(국방장관, 5부에서 사임한 말리셰프의 후임, 신규) / 마리나 빅토로브나 젤레즈냐크(지역정책 담당) / 키릴 안드레예비치(국가재정투명성청장) / 아나스타시야(나스탸) 드미트리예브나(국가재정투명성청 공동 책임자) / 베니아민 올레고비치(포렌식 회계사)</w:t>
       </w:r>
     </w:p>
     <w:p>
@@ -377,7 +377,7 @@
           <w:i w:val="0"/>
           <w:sz w:val="22"/>
         </w:rPr>
-        <w:t>Три дня переговоров лучше, чем три дня подготовки к войне, Борис Игоревич. Активируйте канал, Павел Дмитриевич.</w:t>
+        <w:t>Три дня переговоров лучше, чем три дня подготовки к войне, Борис Игоревич. Активируйте канал, Родион Дмитриевич.</w:t>
       </w:r>
     </w:p>
     <w:p>
@@ -479,7 +479,7 @@
           <w:i w:val="0"/>
           <w:sz w:val="22"/>
         </w:rPr>
-        <w:t xml:space="preserve"> Павел Дмитриевич?</w:t>
+        <w:t xml:space="preserve"> Родион Дмитриевич?</w:t>
       </w:r>
     </w:p>
     <w:p>
@@ -2394,7 +2394,7 @@
           <w:i w:val="0"/>
           <w:sz w:val="22"/>
         </w:rPr>
-        <w:t>А вы, Павел Дмитриевич?</w:t>
+        <w:t>А вы, Родион Дмитриевич?</w:t>
       </w:r>
     </w:p>
     <w:p>
@@ -2440,7 +2440,7 @@
           <w:i w:val="0"/>
           <w:sz w:val="22"/>
         </w:rPr>
-        <w:t>Ценю вашу честность, Павел Дмитриевич.</w:t>
+        <w:t>Ценю вашу честность, Родион Дмитриевич.</w:t>
       </w:r>
     </w:p>
     <w:p>

--- a/보관본/러시아 인권변호사/Word/7부/7부_2화_복합위기의_발생.docx
+++ b/보관본/러시아 인권변호사/Word/7부/7부_2화_복합위기의_발생.docx
@@ -2338,7 +2338,7 @@
           <w:i w:val="0"/>
           <w:sz w:val="22"/>
         </w:rPr>
-        <w:t>Я слушала его меньше, чем вы. Но, кажется, достаточно.</w:t>
+        <w:t>Я знаю его только по вашим рассказам и его делам. Но, кажется, достаточно.</w:t>
       </w:r>
     </w:p>
     <w:p>
@@ -3176,7 +3176,7 @@
           <w:i w:val="0"/>
           <w:sz w:val="22"/>
         </w:rPr>
-        <w:t xml:space="preserve"> — 만인의 행복을 설계하겠다던 시갈료프가 스스로 인정하는 역설. 이리나가 장면 5에서 이 구절로 "유연성"이라는 이름의 작은 양보들이 결국 전제로 귀결될 수 있음을 경고하며, 7부 전체의 핵심 경고가 된다. (원문 주석의 '샤토프'는 오기 — 이 말은 시갈료프의 것이다.)</w:t>
+        <w:t xml:space="preserve"> — 한국어 해설: 만인의 행복을 설계하겠다던 시갈료프가 스스로 인정하는 역설. 이리나가 장면 5에서 이 구절로 "유연성"이라는 이름의 작은 양보들이 결국 전제로 귀결될 수 있음을 경고하며, 7부 전체의 핵심 경고가 된다.</w:t>
       </w:r>
     </w:p>
     <w:p>

--- a/보관본/러시아 인권변호사/Word/7부/7부_2화_복합위기의_발생.docx
+++ b/보관본/러시아 인권변호사/Word/7부/7부_2화_복합위기의_발생.docx
@@ -1360,6 +1360,121 @@
           <w:sz w:val="22"/>
         </w:rPr>
         <w:t>В кризис нужна гибкость, Ирина Олеговна, не бюрократическая точность.</w:t>
+      </w:r>
+    </w:p>
+    <w:p>
+      <w:pPr>
+        <w:spacing w:before="0" w:after="110" w:line="300" w:lineRule="auto"/>
+      </w:pPr>
+      <w:r>
+        <w:rPr>
+          <w:rFonts w:ascii="Times New Roman" w:hAnsi="Times New Roman" w:eastAsia="Malgun Gothic"/>
+          <w:b/>
+          <w:i w:val="0"/>
+          <w:sz w:val="22"/>
+        </w:rPr>
+        <w:t xml:space="preserve">Ирина: </w:t>
+      </w:r>
+      <w:r>
+        <w:rPr>
+          <w:rFonts w:ascii="Times New Roman" w:hAnsi="Times New Roman" w:eastAsia="Malgun Gothic"/>
+          <w:b w:val="0"/>
+          <w:i w:val="0"/>
+          <w:sz w:val="22"/>
+        </w:rPr>
+        <w:t>Гибкость уже пробовали, Борис Игоревич. Июль четырнадцатого года: военное положение в губерниях, военная цензура, запрет собраний — всё «на время войны», до победы. Срок казался очевидным.</w:t>
+      </w:r>
+    </w:p>
+    <w:p>
+      <w:pPr>
+        <w:spacing w:before="0" w:after="110" w:line="300" w:lineRule="auto"/>
+      </w:pPr>
+      <w:r>
+        <w:rPr>
+          <w:rFonts w:ascii="Times New Roman" w:hAnsi="Times New Roman" w:eastAsia="Malgun Gothic"/>
+          <w:b/>
+          <w:i w:val="0"/>
+          <w:sz w:val="22"/>
+        </w:rPr>
+        <w:t xml:space="preserve">Радищев: </w:t>
+      </w:r>
+      <w:r>
+        <w:rPr>
+          <w:rFonts w:ascii="Times New Roman" w:hAnsi="Times New Roman" w:eastAsia="Malgun Gothic"/>
+          <w:b w:val="0"/>
+          <w:i w:val="0"/>
+          <w:sz w:val="22"/>
+        </w:rPr>
+        <w:t>И что? Война есть война.</w:t>
+      </w:r>
+    </w:p>
+    <w:p>
+      <w:pPr>
+        <w:spacing w:before="0" w:after="110" w:line="300" w:lineRule="auto"/>
+      </w:pPr>
+      <w:r>
+        <w:rPr>
+          <w:rFonts w:ascii="Times New Roman" w:hAnsi="Times New Roman" w:eastAsia="Malgun Gothic"/>
+          <w:b/>
+          <w:i w:val="0"/>
+          <w:sz w:val="22"/>
+        </w:rPr>
+        <w:t xml:space="preserve">Ирина: </w:t>
+      </w:r>
+      <w:r>
+        <w:rPr>
+          <w:rFonts w:ascii="Times New Roman" w:hAnsi="Times New Roman" w:eastAsia="Malgun Gothic"/>
+          <w:b w:val="0"/>
+          <w:i w:val="0"/>
+          <w:sz w:val="22"/>
+        </w:rPr>
+        <w:t>Война пережила государство, которое эти меры ввело. В феврале семнадцатого империи не стало, а война продолжалась ещё год с лишним, и военную цензуру никто не отменил — её унаследовало следующее правительство. Формулировка «до нормализации» ничем не лучше, чем «до победы». Она не определяет срок — она его отменяет.</w:t>
+      </w:r>
+    </w:p>
+    <w:p>
+      <w:pPr>
+        <w:spacing w:before="0" w:after="110" w:line="300" w:lineRule="auto"/>
+      </w:pPr>
+      <w:r>
+        <w:rPr>
+          <w:rFonts w:ascii="Times New Roman" w:hAnsi="Times New Roman" w:eastAsia="Malgun Gothic"/>
+          <w:b/>
+          <w:i w:val="0"/>
+          <w:sz w:val="22"/>
+        </w:rPr>
+        <w:t xml:space="preserve">Радищев: </w:t>
+      </w:r>
+      <w:r>
+        <w:rPr>
+          <w:rFonts w:ascii="Times New Roman" w:hAnsi="Times New Roman" w:eastAsia="Malgun Gothic"/>
+          <w:b w:val="0"/>
+          <w:i w:val="0"/>
+          <w:sz w:val="22"/>
+        </w:rPr>
+        <w:t>Вы сравниваете пограничный кризис с мировой войной, Ирина Олеговна.</w:t>
+      </w:r>
+    </w:p>
+    <w:p>
+      <w:pPr>
+        <w:spacing w:before="0" w:after="110" w:line="300" w:lineRule="auto"/>
+      </w:pPr>
+      <w:r>
+        <w:rPr>
+          <w:rFonts w:ascii="Times New Roman" w:hAnsi="Times New Roman" w:eastAsia="Malgun Gothic"/>
+          <w:b/>
+          <w:i w:val="0"/>
+          <w:sz w:val="22"/>
+        </w:rPr>
+        <w:t xml:space="preserve">Ирина: </w:t>
+      </w:r>
+      <w:r>
+        <w:rPr>
+          <w:rFonts w:ascii="Times New Roman" w:hAnsi="Times New Roman" w:eastAsia="Malgun Gothic"/>
+          <w:b w:val="0"/>
+          <w:i w:val="0"/>
+          <w:sz w:val="22"/>
+        </w:rPr>
+        <w:t>Я сравниваю формулировки. Они одинаковые.</w:t>
       </w:r>
     </w:p>
     <w:p>
